--- a/docs/State_Business_Kho_bai_Container_v1.docx
+++ b/docs/State_Business_Kho_bai_Container_v1.docx
@@ -26,7 +26,7 @@
           <w:b/>
           <w:sz w:val="28"/>
         </w:rPr>
-        <w:t>HỆ THỐNG QUẢN LÝ KHO BÃI CONTAINER — State Business v1.0</w:t>
+        <w:t>HỆ THỐNG QUẢN LÝ KHO BÃI CONTAINER — State Business v2.0</w:t>
       </w:r>
     </w:p>
     <w:p>
@@ -38,14 +38,14 @@
         <w:rPr>
           <w:i/>
         </w:rPr>
-        <w:t>Phiên bản 1.0 — Ngày cập nhật: 21/09/2026</w:t>
+        <w:t>Phiên bản 2.0 — Ngày cập nhật: 28/09/2026</w:t>
         <w:br/>
+        <w:t>Tài liệu bổ trợ, đi kèm SRS v6 — là nguồn tham chiếu DUY NHẤT (source of truth) khi cài đặt state machine cho từng entity, thay thế mọi mô tả trạng thái rải rác trong SRS.</w:t>
       </w:r>
       <w:r>
         <w:rPr>
           <w:i/>
         </w:rPr>
-        <w:t>Tài liệu bổ trợ, đi kèm SRS v5 — là nguồn tham chiếu DUY NHẤT (source of truth) khi cài đặt state machine cho từng entity, thay thế mọi mô tả trạng thái rải rác trong SRS.</w:t>
       </w:r>
     </w:p>
     <w:p>
@@ -67,7 +67,7 @@
           <w:b w:val="0"/>
           <w:i w:val="0"/>
         </w:rPr>
-        <w:t>Tài liệu này gom toàn bộ logic chuyển trạng thái (state machine) của các entity có vòng đời nghiệp vụ (Contract, Shipment, Container, YardVisit, Slot) và các giả định nghiệp vụ làm rõ từng transition. Đây là bản chốt sau khi rà soát và sửa các lỗi logic phát hiện trong bản dự thảo ban đầu (xem mục 5 — Changelog).</w:t>
+        <w:t>Tài liệu này gom toàn bộ logic chuyển trạng thái (state machine) của các entity có vòng đời nghiệp vụ (Contract, Shipment, Container, YardVisit, Vehicle) và các giả định nghiệp vụ làm rõ từng transition. [SỬA v2.0] Bỏ Slot khỏi phạm vi — vị trí lưu trữ giờ theo dõi ở mức Warehouse (master data, không có state machine riêng, xem SRS mục 4). Đây là bản chốt sau khi rà soát và sửa các lỗi logic phát hiện trong bản dự thảo ban đầu (xem mục 5 — Changelog), cập nhật thêm ở v2.0 khi đơn giản hóa kiến trúc (bỏ Slot Allocation/Optimize Service, thêm Warehouse/Vehicle).</w:t>
       </w:r>
     </w:p>
     <w:p>
@@ -108,7 +108,7 @@
         <w:pStyle w:val="ListBullet"/>
       </w:pPr>
       <w:r>
-        <w:t>Khi lô hàng vận chuyển đến bãi, hệ thống thực hiện Inspection Gate-in: Đạt → cho container vào kho (qua bước Slot Allocation). Không đạt → Yard Visit kết thúc ngay (REJECTED); việc xử lý tiếp theo với container/hàng hóa bị từ chối (trả hàng, khiếu nại, khu vực cách ly...) diễn ra NGOÀI phạm vi hệ thống, do bộ phận khác đảm nhiệm — hệ thống không theo dõi tiếp vòng đời của lần lưu bãi đó.</w:t>
+        <w:t>Khi lô hàng vận chuyển đến bãi, hệ thống thực hiện Inspection Gate-in: Đạt → cho container vào kho (qua bước gán Kho lưu trữ/Warehouse). Không đạt → Yard Visit kết thúc ngay (REJECTED); việc xử lý tiếp theo với container/hàng hóa bị từ chối (trả hàng, khiếu nại, khu vực cách ly...) diễn ra NGOÀI phạm vi hệ thống, do bộ phận khác đảm nhiệm — hệ thống không theo dõi tiếp vòng đời của lần lưu bãi đó.</w:t>
       </w:r>
     </w:p>
     <w:p>
@@ -125,7 +125,7 @@
         <w:pStyle w:val="ListBullet"/>
       </w:pPr>
       <w:r>
-        <w:t>Khi container chính thức vào kho: nếu đã có vị trí đặt trước (Slot ở trạng thái Reserved, do Slot Allocation tính toán từ trước lúc Yard Visit còn Planned/Arrived), container được đưa vào đúng vị trí đó (Reserved → Occupied). Nếu CHƯA có vị trí đặt trước, hệ thống tính toán tức thời và gán vào một Slot đang Empty phù hợp (Empty → Occupied trực tiếp, là đường dự phòng/fallback).</w:t>
+        <w:t>[SỬA v2.0] Khi container chính thức vào kho: nhân viên kho chọn 1 Warehouse còn dung lượng trống, KHÔNG có bước đặt trước/Reserved như bản v1.0 — current_warehouse_id của YardVisit được set ngay tại thời điểm Gate-in (xem FR-06 SRS v6).</w:t>
       </w:r>
     </w:p>
     <w:p>
@@ -133,7 +133,7 @@
         <w:pStyle w:val="ListBullet"/>
       </w:pPr>
       <w:r>
-        <w:t>Khi phát sinh sự kiện cần di chuyển nội bộ (Relocation): thuật toán phải tính toán lại để chọn phương án di chuyển tối ưu nhất cho TOÀN BÃI (không chỉ tối ưu cục bộ cho 1 container), đồng thời ghi nhận báo cáo (Event + Movement).</w:t>
+        <w:t>[SỬA v2.0] Khi phát sinh sự kiện cần di chuyển nội bộ (Relocation): chọn 1 Warehouse mới còn dung lượng trống cho container, ghi nhận Event + Movement — không dùng thuật toán tối ưu vị trí toàn bãi (đã bỏ so với bản v1.0, xem mục 6 — Changelog).</w:t>
       </w:r>
     </w:p>
     <w:p>
@@ -200,14 +200,6 @@
         <w:pStyle w:val="ListBullet"/>
       </w:pPr>
       <w:r>
-        <w:t>Slot đã Reserved trước đó cho Yard Visit này (nếu có) phải được giải phóng ngay về Empty — không được giữ chỗ vô thời hạn cho một container không chắc còn đến.</w:t>
-      </w:r>
-    </w:p>
-    <w:p>
-      <w:pPr>
-        <w:pStyle w:val="ListBullet"/>
-      </w:pPr>
-      <w:r>
         <w:t>Yard Visit tương ứng cần một lối thoát khỏi PLANNED KHÁC với REJECTED (REJECTED chỉ dành riêng cho trường hợp Fail Inspection tại cổng, khi container đã thực sự tới bãi). BỔ SUNG trạng thái mới: PLANNED → CANCELLED.</w:t>
       </w:r>
     </w:p>
@@ -225,7 +217,7 @@
         <w:pStyle w:val="Heading2"/>
       </w:pPr>
       <w:r>
-        <w:t>3.3. [Case 3] Tối ưu di chuyển nội bộ toàn bãi</w:t>
+        <w:t>3.3. [Case 3 — ĐÃ ĐƠN GIẢN HÓA v2.0] Relocation là chuyển Warehouse</w:t>
       </w:r>
     </w:p>
     <w:p>
@@ -234,7 +226,7 @@
           <w:b w:val="0"/>
           <w:i w:val="0"/>
         </w:rPr>
-        <w:t>Mọi Relocation, bất kể lý do phát sinh (yêu cầu hải quan, tối ưu tải, chuẩn bị xuất...), phải được thuật toán Slot Allocation tính toán lại trên phạm vi TOÀN BÃI — không chỉ chọn 1 slot trống ngẫu nhiên — để tránh làm gián đoạn chuỗi lấy hàng (retrieval sequence) của các container lân cận khác.</w:t>
+        <w:t>Ở bản v2.0, Relocation được đơn giản hóa thành: chọn 1 Warehouse mới còn dung lượng trống cho container, không dùng thuật toán tính điểm/tối ưu toàn bãi (đã bỏ Slot Allocation/Yard Optimize Service).</w:t>
       </w:r>
     </w:p>
     <w:p>
@@ -243,7 +235,7 @@
           <w:b w:val="0"/>
           <w:i w:val="0"/>
         </w:rPr>
-        <w:t>→ Bổ sung yêu cầu kỹ thuật vào FR-06/FR-07 (SRS v5): công thức scoring khi tính Relocation phải cộng thêm chi phí xáo trộn (disruption cost) tới các container/slot lân cận, không chỉ tính chi phí của riêng container đang được di chuyển.</w:t>
+        <w:t>Yêu cầu kỹ thuật FR-06/FR-07 tương ứng trong SRS (v6) đã được cập nhật theo hướng đơn giản hóa này.</w:t>
       </w:r>
     </w:p>
     <w:p>
@@ -1771,9 +1763,10 @@
         <w:pStyle w:val="Heading2"/>
       </w:pPr>
       <w:r>
-        <w:t>4.4. Slot (Yard Position)</w:t>
+        <w:t>4.4. Vehicle (Phương tiện vận tải)</w:t>
       </w:r>
     </w:p>
+    <w:p/>
     <w:tbl>
       <w:tblPr>
         <w:tblStyle w:val="TableGrid"/>
@@ -1905,7 +1898,7 @@
                 <w:rFonts w:ascii="Times New Roman" w:hAnsi="Times New Roman"/>
                 <w:sz w:val="24"/>
               </w:rPr>
-              <w:t>Empty</w:t>
+              <w:t>AVAILABLE</w:t>
             </w:r>
           </w:p>
         </w:tc>
@@ -1923,7 +1916,7 @@
                 <w:rFonts w:ascii="Times New Roman" w:hAnsi="Times New Roman"/>
                 <w:sz w:val="24"/>
               </w:rPr>
-              <w:t>Slot Allocation tính toán, đề xuất trước cho 1 Yard Visit (chưa chắc chắn container tới)</w:t>
+              <w:t>Gán vào một Movement (bắt đầu vận chuyển)</w:t>
             </w:r>
           </w:p>
         </w:tc>
@@ -1941,7 +1934,7 @@
                 <w:rFonts w:ascii="Times New Roman" w:hAnsi="Times New Roman"/>
                 <w:sz w:val="24"/>
               </w:rPr>
-              <w:t>Hệ thống</w:t>
+              <w:t>Điều phối viên</w:t>
             </w:r>
           </w:p>
         </w:tc>
@@ -1959,7 +1952,7 @@
                 <w:rFonts w:ascii="Times New Roman" w:hAnsi="Times New Roman"/>
                 <w:sz w:val="24"/>
               </w:rPr>
-              <w:t>Reserved</w:t>
+              <w:t>IN_USE</w:t>
             </w:r>
           </w:p>
         </w:tc>
@@ -1996,7 +1989,7 @@
                 <w:rFonts w:ascii="Times New Roman" w:hAnsi="Times New Roman"/>
                 <w:sz w:val="24"/>
               </w:rPr>
-              <w:t>Reserved</w:t>
+              <w:t>IN_USE</w:t>
             </w:r>
           </w:p>
         </w:tc>
@@ -2014,7 +2007,7 @@
                 <w:rFonts w:ascii="Times New Roman" w:hAnsi="Times New Roman"/>
                 <w:sz w:val="24"/>
               </w:rPr>
-              <w:t>Container Gate-in thực tế vào đúng slot đã đặt trước</w:t>
+              <w:t>Movement hoàn tất, xe đã hoàn thành chuyến</w:t>
             </w:r>
           </w:p>
         </w:tc>
@@ -2032,7 +2025,7 @@
                 <w:rFonts w:ascii="Times New Roman" w:hAnsi="Times New Roman"/>
                 <w:sz w:val="24"/>
               </w:rPr>
-              <w:t>Nhân viên kho</w:t>
+              <w:t>Điều phối viên</w:t>
             </w:r>
           </w:p>
         </w:tc>
@@ -2050,375 +2043,7 @@
                 <w:rFonts w:ascii="Times New Roman" w:hAnsi="Times New Roman"/>
                 <w:sz w:val="24"/>
               </w:rPr>
-              <w:t>Occupied</w:t>
-            </w:r>
-          </w:p>
-        </w:tc>
-        <w:tc>
-          <w:tcPr>
-            <w:tcW w:type="dxa" w:w="1728"/>
-          </w:tcPr>
-          <w:p>
-            <w:pPr>
-              <w:ind w:firstLine="0"/>
-              <w:jc w:val="left"/>
-            </w:pPr>
-            <w:r>
-              <w:rPr>
-                <w:rFonts w:ascii="Times New Roman" w:hAnsi="Times New Roman"/>
-                <w:sz w:val="24"/>
-              </w:rPr>
-              <w:t>[MỚI] — thiếu trong bản dự thảo, làm gãy toàn bộ luồng Slot Allocation 2 bước</w:t>
-            </w:r>
-          </w:p>
-        </w:tc>
-      </w:tr>
-      <w:tr>
-        <w:tc>
-          <w:tcPr>
-            <w:tcW w:type="dxa" w:w="1728"/>
-          </w:tcPr>
-          <w:p>
-            <w:pPr>
-              <w:ind w:firstLine="0"/>
-              <w:jc w:val="left"/>
-            </w:pPr>
-            <w:r>
-              <w:rPr>
-                <w:rFonts w:ascii="Times New Roman" w:hAnsi="Times New Roman"/>
-                <w:sz w:val="24"/>
-              </w:rPr>
-              <w:t>Empty</w:t>
-            </w:r>
-          </w:p>
-        </w:tc>
-        <w:tc>
-          <w:tcPr>
-            <w:tcW w:type="dxa" w:w="1728"/>
-          </w:tcPr>
-          <w:p>
-            <w:pPr>
-              <w:ind w:firstLine="0"/>
-              <w:jc w:val="left"/>
-            </w:pPr>
-            <w:r>
-              <w:rPr>
-                <w:rFonts w:ascii="Times New Roman" w:hAnsi="Times New Roman"/>
-                <w:sz w:val="24"/>
-              </w:rPr>
-              <w:t>Container Gate-in nhưng KHÔNG có slot đặt trước — hệ thống tính toán tức thời</w:t>
-            </w:r>
-          </w:p>
-        </w:tc>
-        <w:tc>
-          <w:tcPr>
-            <w:tcW w:type="dxa" w:w="1728"/>
-          </w:tcPr>
-          <w:p>
-            <w:pPr>
-              <w:ind w:firstLine="0"/>
-              <w:jc w:val="left"/>
-            </w:pPr>
-            <w:r>
-              <w:rPr>
-                <w:rFonts w:ascii="Times New Roman" w:hAnsi="Times New Roman"/>
-                <w:sz w:val="24"/>
-              </w:rPr>
-              <w:t>Hệ thống</w:t>
-            </w:r>
-          </w:p>
-        </w:tc>
-        <w:tc>
-          <w:tcPr>
-            <w:tcW w:type="dxa" w:w="1728"/>
-          </w:tcPr>
-          <w:p>
-            <w:pPr>
-              <w:ind w:firstLine="0"/>
-              <w:jc w:val="left"/>
-            </w:pPr>
-            <w:r>
-              <w:rPr>
-                <w:rFonts w:ascii="Times New Roman" w:hAnsi="Times New Roman"/>
-                <w:sz w:val="24"/>
-              </w:rPr>
-              <w:t>Occupied</w:t>
-            </w:r>
-          </w:p>
-        </w:tc>
-        <w:tc>
-          <w:tcPr>
-            <w:tcW w:type="dxa" w:w="1728"/>
-          </w:tcPr>
-          <w:p>
-            <w:pPr>
-              <w:ind w:firstLine="0"/>
-              <w:jc w:val="left"/>
-            </w:pPr>
-            <w:r>
-              <w:rPr>
-                <w:rFonts w:ascii="Times New Roman" w:hAnsi="Times New Roman"/>
-                <w:sz w:val="24"/>
-              </w:rPr>
-              <w:t>Đường dự phòng (fallback), giữ song song với đường qua Reserved</w:t>
-            </w:r>
-          </w:p>
-        </w:tc>
-      </w:tr>
-      <w:tr>
-        <w:tc>
-          <w:tcPr>
-            <w:tcW w:type="dxa" w:w="1728"/>
-          </w:tcPr>
-          <w:p>
-            <w:pPr>
-              <w:ind w:firstLine="0"/>
-              <w:jc w:val="left"/>
-            </w:pPr>
-            <w:r>
-              <w:rPr>
-                <w:rFonts w:ascii="Times New Roman" w:hAnsi="Times New Roman"/>
-                <w:sz w:val="24"/>
-              </w:rPr>
-              <w:t>Occupied</w:t>
-            </w:r>
-          </w:p>
-        </w:tc>
-        <w:tc>
-          <w:tcPr>
-            <w:tcW w:type="dxa" w:w="1728"/>
-          </w:tcPr>
-          <w:p>
-            <w:pPr>
-              <w:ind w:firstLine="0"/>
-              <w:jc w:val="left"/>
-            </w:pPr>
-            <w:r>
-              <w:rPr>
-                <w:rFonts w:ascii="Times New Roman" w:hAnsi="Times New Roman"/>
-                <w:sz w:val="24"/>
-              </w:rPr>
-              <w:t>Gate-out hoặc Relocation rời khỏi vị trí này</w:t>
-            </w:r>
-          </w:p>
-        </w:tc>
-        <w:tc>
-          <w:tcPr>
-            <w:tcW w:type="dxa" w:w="1728"/>
-          </w:tcPr>
-          <w:p>
-            <w:pPr>
-              <w:ind w:firstLine="0"/>
-              <w:jc w:val="left"/>
-            </w:pPr>
-            <w:r>
-              <w:rPr>
-                <w:rFonts w:ascii="Times New Roman" w:hAnsi="Times New Roman"/>
-                <w:sz w:val="24"/>
-              </w:rPr>
-              <w:t>Nhân viên kho / Hệ thống</w:t>
-            </w:r>
-          </w:p>
-        </w:tc>
-        <w:tc>
-          <w:tcPr>
-            <w:tcW w:type="dxa" w:w="1728"/>
-          </w:tcPr>
-          <w:p>
-            <w:pPr>
-              <w:ind w:firstLine="0"/>
-              <w:jc w:val="left"/>
-            </w:pPr>
-            <w:r>
-              <w:rPr>
-                <w:rFonts w:ascii="Times New Roman" w:hAnsi="Times New Roman"/>
-                <w:sz w:val="24"/>
-              </w:rPr>
-              <w:t>Empty</w:t>
-            </w:r>
-          </w:p>
-        </w:tc>
-        <w:tc>
-          <w:tcPr>
-            <w:tcW w:type="dxa" w:w="1728"/>
-          </w:tcPr>
-          <w:p>
-            <w:pPr>
-              <w:ind w:firstLine="0"/>
-              <w:jc w:val="left"/>
-            </w:pPr>
-            <w:r>
-              <w:rPr>
-                <w:rFonts w:ascii="Times New Roman" w:hAnsi="Times New Roman"/>
-                <w:sz w:val="24"/>
-              </w:rPr>
-              <w:t>[MỚI] — thiếu trong bản dự thảo, khiến slot không bao giờ trống lại được</w:t>
-            </w:r>
-          </w:p>
-        </w:tc>
-      </w:tr>
-      <w:tr>
-        <w:tc>
-          <w:tcPr>
-            <w:tcW w:type="dxa" w:w="1728"/>
-          </w:tcPr>
-          <w:p>
-            <w:pPr>
-              <w:ind w:firstLine="0"/>
-              <w:jc w:val="left"/>
-            </w:pPr>
-            <w:r>
-              <w:rPr>
-                <w:rFonts w:ascii="Times New Roman" w:hAnsi="Times New Roman"/>
-                <w:sz w:val="24"/>
-              </w:rPr>
-              <w:t>Reserved</w:t>
-            </w:r>
-          </w:p>
-        </w:tc>
-        <w:tc>
-          <w:tcPr>
-            <w:tcW w:type="dxa" w:w="1728"/>
-          </w:tcPr>
-          <w:p>
-            <w:pPr>
-              <w:ind w:firstLine="0"/>
-              <w:jc w:val="left"/>
-            </w:pPr>
-            <w:r>
-              <w:rPr>
-                <w:rFonts w:ascii="Times New Roman" w:hAnsi="Times New Roman"/>
-                <w:sz w:val="24"/>
-              </w:rPr>
-              <w:t>Container liên quan không đến được nữa (hủy shipment/tai nạn/reject) — bản thân Slot vẫn còn tốt</w:t>
-            </w:r>
-          </w:p>
-        </w:tc>
-        <w:tc>
-          <w:tcPr>
-            <w:tcW w:type="dxa" w:w="1728"/>
-          </w:tcPr>
-          <w:p>
-            <w:pPr>
-              <w:ind w:firstLine="0"/>
-              <w:jc w:val="left"/>
-            </w:pPr>
-            <w:r>
-              <w:rPr>
-                <w:rFonts w:ascii="Times New Roman" w:hAnsi="Times New Roman"/>
-                <w:sz w:val="24"/>
-              </w:rPr>
-              <w:t>Hệ thống</w:t>
-            </w:r>
-          </w:p>
-        </w:tc>
-        <w:tc>
-          <w:tcPr>
-            <w:tcW w:type="dxa" w:w="1728"/>
-          </w:tcPr>
-          <w:p>
-            <w:pPr>
-              <w:ind w:firstLine="0"/>
-              <w:jc w:val="left"/>
-            </w:pPr>
-            <w:r>
-              <w:rPr>
-                <w:rFonts w:ascii="Times New Roman" w:hAnsi="Times New Roman"/>
-                <w:sz w:val="24"/>
-              </w:rPr>
-              <w:t>Empty</w:t>
-            </w:r>
-          </w:p>
-        </w:tc>
-        <w:tc>
-          <w:tcPr>
-            <w:tcW w:type="dxa" w:w="1728"/>
-          </w:tcPr>
-          <w:p>
-            <w:pPr>
-              <w:ind w:firstLine="0"/>
-              <w:jc w:val="left"/>
-            </w:pPr>
-            <w:r>
-              <w:rPr>
-                <w:rFonts w:ascii="Times New Roman" w:hAnsi="Times New Roman"/>
-                <w:sz w:val="24"/>
-              </w:rPr>
-              <w:t>[SỬA] Tách rõ khỏi trường hợp Slot tự hỏng bên dưới</w:t>
-            </w:r>
-          </w:p>
-        </w:tc>
-      </w:tr>
-      <w:tr>
-        <w:tc>
-          <w:tcPr>
-            <w:tcW w:type="dxa" w:w="1728"/>
-          </w:tcPr>
-          <w:p>
-            <w:pPr>
-              <w:ind w:firstLine="0"/>
-              <w:jc w:val="left"/>
-            </w:pPr>
-            <w:r>
-              <w:rPr>
-                <w:rFonts w:ascii="Times New Roman" w:hAnsi="Times New Roman"/>
-                <w:sz w:val="24"/>
-              </w:rPr>
-              <w:t>Empty</w:t>
-            </w:r>
-          </w:p>
-        </w:tc>
-        <w:tc>
-          <w:tcPr>
-            <w:tcW w:type="dxa" w:w="1728"/>
-          </w:tcPr>
-          <w:p>
-            <w:pPr>
-              <w:ind w:firstLine="0"/>
-              <w:jc w:val="left"/>
-            </w:pPr>
-            <w:r>
-              <w:rPr>
-                <w:rFonts w:ascii="Times New Roman" w:hAnsi="Times New Roman"/>
-                <w:sz w:val="24"/>
-              </w:rPr>
-              <w:t>Đánh dấu block do bảo trì hạ tầng/sự cố tại vị trí</w:t>
-            </w:r>
-          </w:p>
-        </w:tc>
-        <w:tc>
-          <w:tcPr>
-            <w:tcW w:type="dxa" w:w="1728"/>
-          </w:tcPr>
-          <w:p>
-            <w:pPr>
-              <w:ind w:firstLine="0"/>
-              <w:jc w:val="left"/>
-            </w:pPr>
-            <w:r>
-              <w:rPr>
-                <w:rFonts w:ascii="Times New Roman" w:hAnsi="Times New Roman"/>
-                <w:sz w:val="24"/>
-              </w:rPr>
-              <w:t>Nhân viên kho</w:t>
-            </w:r>
-          </w:p>
-        </w:tc>
-        <w:tc>
-          <w:tcPr>
-            <w:tcW w:type="dxa" w:w="1728"/>
-          </w:tcPr>
-          <w:p>
-            <w:pPr>
-              <w:ind w:firstLine="0"/>
-              <w:jc w:val="left"/>
-            </w:pPr>
-            <w:r>
-              <w:rPr>
-                <w:rFonts w:ascii="Times New Roman" w:hAnsi="Times New Roman"/>
-                <w:sz w:val="24"/>
-              </w:rPr>
-              <w:t>Blocked</w:t>
+              <w:t>AVAILABLE</w:t>
             </w:r>
           </w:p>
         </w:tc>
@@ -2455,7 +2080,7 @@
                 <w:rFonts w:ascii="Times New Roman" w:hAnsi="Times New Roman"/>
                 <w:sz w:val="24"/>
               </w:rPr>
-              <w:t>Reserved</w:t>
+              <w:t>IN_USE</w:t>
             </w:r>
           </w:p>
         </w:tc>
@@ -2473,7 +2098,7 @@
                 <w:rFonts w:ascii="Times New Roman" w:hAnsi="Times New Roman"/>
                 <w:sz w:val="24"/>
               </w:rPr>
-              <w:t>Slot tự gặp sự cố hạ tầng (hỏng vật lý tại vị trí) trong lúc đang giữ chỗ</w:t>
+              <w:t>Xe gặp sự cố/hỏng giữa chuyến</w:t>
             </w:r>
           </w:p>
         </w:tc>
@@ -2509,7 +2134,7 @@
                 <w:rFonts w:ascii="Times New Roman" w:hAnsi="Times New Roman"/>
                 <w:sz w:val="24"/>
               </w:rPr>
-              <w:t>Blocked</w:t>
+              <w:t>MAINTENANCE</w:t>
             </w:r>
           </w:p>
         </w:tc>
@@ -2527,7 +2152,7 @@
                 <w:rFonts w:ascii="Times New Roman" w:hAnsi="Times New Roman"/>
                 <w:sz w:val="24"/>
               </w:rPr>
-              <w:t>[SỬA] Tách rõ khỏi trường hợp container không tới ở trên</w:t>
+              <w:t>Movement liên quan vẫn hoàn tất bình thường (không rollback)</w:t>
             </w:r>
           </w:p>
         </w:tc>
@@ -2547,7 +2172,7 @@
                 <w:rFonts w:ascii="Times New Roman" w:hAnsi="Times New Roman"/>
                 <w:sz w:val="24"/>
               </w:rPr>
-              <w:t>Blocked</w:t>
+              <w:t>AVAILABLE</w:t>
             </w:r>
           </w:p>
         </w:tc>
@@ -2565,7 +2190,7 @@
                 <w:rFonts w:ascii="Times New Roman" w:hAnsi="Times New Roman"/>
                 <w:sz w:val="24"/>
               </w:rPr>
-              <w:t>Hết sự cố / bảo trì xong</w:t>
+              <w:t>Bảo trì định kỳ/chủ động</w:t>
             </w:r>
           </w:p>
         </w:tc>
@@ -2601,7 +2226,98 @@
                 <w:rFonts w:ascii="Times New Roman" w:hAnsi="Times New Roman"/>
                 <w:sz w:val="24"/>
               </w:rPr>
-              <w:t>Empty</w:t>
+              <w:t>MAINTENANCE</w:t>
+            </w:r>
+          </w:p>
+        </w:tc>
+        <w:tc>
+          <w:tcPr>
+            <w:tcW w:type="dxa" w:w="1728"/>
+          </w:tcPr>
+          <w:p>
+            <w:pPr>
+              <w:ind w:firstLine="0"/>
+              <w:jc w:val="left"/>
+            </w:pPr>
+            <w:r>
+              <w:rPr>
+                <w:rFonts w:ascii="Times New Roman" w:hAnsi="Times New Roman"/>
+                <w:sz w:val="24"/>
+              </w:rPr>
+            </w:r>
+          </w:p>
+        </w:tc>
+      </w:tr>
+      <w:tr>
+        <w:tc>
+          <w:tcPr>
+            <w:tcW w:type="dxa" w:w="1728"/>
+          </w:tcPr>
+          <w:p>
+            <w:pPr>
+              <w:ind w:firstLine="0"/>
+              <w:jc w:val="left"/>
+            </w:pPr>
+            <w:r>
+              <w:rPr>
+                <w:rFonts w:ascii="Times New Roman" w:hAnsi="Times New Roman"/>
+                <w:sz w:val="24"/>
+              </w:rPr>
+              <w:t>MAINTENANCE</w:t>
+            </w:r>
+          </w:p>
+        </w:tc>
+        <w:tc>
+          <w:tcPr>
+            <w:tcW w:type="dxa" w:w="1728"/>
+          </w:tcPr>
+          <w:p>
+            <w:pPr>
+              <w:ind w:firstLine="0"/>
+              <w:jc w:val="left"/>
+            </w:pPr>
+            <w:r>
+              <w:rPr>
+                <w:rFonts w:ascii="Times New Roman" w:hAnsi="Times New Roman"/>
+                <w:sz w:val="24"/>
+              </w:rPr>
+              <w:t>Bảo trì hoàn thành</w:t>
+            </w:r>
+          </w:p>
+        </w:tc>
+        <w:tc>
+          <w:tcPr>
+            <w:tcW w:type="dxa" w:w="1728"/>
+          </w:tcPr>
+          <w:p>
+            <w:pPr>
+              <w:ind w:firstLine="0"/>
+              <w:jc w:val="left"/>
+            </w:pPr>
+            <w:r>
+              <w:rPr>
+                <w:rFonts w:ascii="Times New Roman" w:hAnsi="Times New Roman"/>
+                <w:sz w:val="24"/>
+              </w:rPr>
+              <w:t>Nhân viên kho</w:t>
+            </w:r>
+          </w:p>
+        </w:tc>
+        <w:tc>
+          <w:tcPr>
+            <w:tcW w:type="dxa" w:w="1728"/>
+          </w:tcPr>
+          <w:p>
+            <w:pPr>
+              <w:ind w:firstLine="0"/>
+              <w:jc w:val="left"/>
+            </w:pPr>
+            <w:r>
+              <w:rPr>
+                <w:rFonts w:ascii="Times New Roman" w:hAnsi="Times New Roman"/>
+                <w:sz w:val="24"/>
+              </w:rPr>
+              <w:t>AVAILABLE</w:t>
             </w:r>
           </w:p>
         </w:tc>
@@ -2624,7 +2340,6 @@
         </w:tc>
       </w:tr>
     </w:tbl>
-    <w:p/>
     <w:p>
       <w:pPr>
         <w:pStyle w:val="Heading2"/>
@@ -2927,7 +2642,7 @@
                 <w:rFonts w:ascii="Times New Roman" w:hAnsi="Times New Roman"/>
                 <w:sz w:val="24"/>
               </w:rPr>
-              <w:t>[MỚI] — trạng thái mới, side-effect: giải phóng Slot Reserved liên quan (nếu có) về Empty</w:t>
+              <w:t>[MỚI] — trạng thái mới. [SỬA v2.0] Không còn side-effect giải phóng Slot (đã bỏ khái niệm đặt trước ở bước gán Kho lưu trữ).</w:t>
             </w:r>
           </w:p>
         </w:tc>
@@ -3603,7 +3318,7 @@
                 <w:rFonts w:ascii="Times New Roman" w:hAnsi="Times New Roman"/>
                 <w:sz w:val="24"/>
               </w:rPr>
-              <w:t>YardVisit: ARRIVED→IN_YARD. Slot: Reserved→Occupied (nếu có đặt trước) hoặc Empty→Occupied (fallback). Movement: tạo mới, type=Gate-in, from=null.</w:t>
+              <w:t>YardVisit: ARRIVED→IN_YARD. current_warehouse_id: set theo Warehouse đã chọn (FR-06). Movement: tạo mới, type=Gate-in, from_warehouse_id=null.</w:t>
             </w:r>
           </w:p>
         </w:tc>
@@ -3715,7 +3430,7 @@
                 <w:rFonts w:ascii="Times New Roman" w:hAnsi="Times New Roman"/>
                 <w:sz w:val="24"/>
               </w:rPr>
-              <w:t>YardVisit: PLANNED→CANCELLED. Slot: Reserved (nếu có)→Empty. Container: chờ đánh giá thủ công khi có thông tin xác nhận.</w:t>
+              <w:t>YardVisit: PLANNED→CANCELLED. Container: chờ đánh giá thủ công khi có thông tin xác nhận.</w:t>
             </w:r>
           </w:p>
         </w:tc>
@@ -3771,7 +3486,7 @@
                 <w:rFonts w:ascii="Times New Roman" w:hAnsi="Times New Roman"/>
                 <w:sz w:val="24"/>
               </w:rPr>
-              <w:t>YardVisit: IN_YARD→STAGING. Movement: tạo mới, type=Rehandle. Slot cũ: Occupied→Empty. Slot mới: Empty/Reserved→Occupied.</w:t>
+              <w:t>YardVisit: IN_YARD→STAGING. Movement: tạo mới, type=Rehandle. current_warehouse_id không đổi (vẫn cùng kho).</w:t>
             </w:r>
           </w:p>
         </w:tc>
@@ -3827,7 +3542,7 @@
                 <w:rFonts w:ascii="Times New Roman" w:hAnsi="Times New Roman"/>
                 <w:sz w:val="24"/>
               </w:rPr>
-              <w:t>YardVisit: STAGING→DEPARTED→CLOSED. Movement: tạo mới, type=Gate-out, to=null. Slot: Occupied→Empty. Invoice: có thể sinh Storage Fee.</w:t>
+              <w:t>YardVisit: STAGING→DEPARTED→CLOSED. Movement: tạo mới, type=Gate-out, to_warehouse_id=null. current_warehouse_id: set về null. Invoice: có thể sinh Storage Fee.</w:t>
             </w:r>
           </w:p>
         </w:tc>
@@ -3939,7 +3654,7 @@
                 <w:rFonts w:ascii="Times New Roman" w:hAnsi="Times New Roman"/>
                 <w:sz w:val="24"/>
               </w:rPr>
-              <w:t>Slot cũ: Occupied→Empty. Slot mới: Empty/Reserved→Occupied. Movement: tạo mới, type=Relocation. Event: tạo kèm nếu lý do đến từ yêu cầu bên ngoài (hải quan...).</w:t>
+              <w:t>current_warehouse_id: cập nhật sang Warehouse mới. Movement: tạo mới, type=Relocation, from_warehouse_id=kho cũ, to_warehouse_id=kho mới. Event: tạo kèm nếu lý do đến từ yêu cầu bên ngoài (hải quan...).</w:t>
             </w:r>
           </w:p>
         </w:tc>
@@ -4817,6 +4532,102 @@
           </w:p>
         </w:tc>
       </w:tr>
+      <w:tr>
+        <w:tc>
+          <w:tcPr>
+            <w:tcW w:type="dxa" w:w="2880"/>
+          </w:tcPr>
+          <w:p>
+            <w:r>
+              <w:t>Kiến trúc</w:t>
+            </w:r>
+          </w:p>
+        </w:tc>
+        <w:tc>
+          <w:tcPr>
+            <w:tcW w:type="dxa" w:w="2880"/>
+          </w:tcPr>
+          <w:p>
+            <w:r>
+              <w:t>[SỬA v2.0] Bỏ Slot (Yard Position) + Yard Optimize Service/Slot Allocation algorithm; theo dõi vị trí ở mức Warehouse (chỉ current_warehouse_id, không 2 bước Reserved/Occupied)</w:t>
+            </w:r>
+          </w:p>
+        </w:tc>
+        <w:tc>
+          <w:tcPr>
+            <w:tcW w:type="dxa" w:w="2880"/>
+          </w:tcPr>
+          <w:p>
+            <w:r>
+              <w:t>Đơn giản hóa phạm vi đồ án — thuật toán tối ưu vị trí không thuộc phạm vi bắt buộc của đề bài gốc.</w:t>
+            </w:r>
+          </w:p>
+        </w:tc>
+      </w:tr>
+      <w:tr>
+        <w:tc>
+          <w:tcPr>
+            <w:tcW w:type="dxa" w:w="2880"/>
+          </w:tcPr>
+          <w:p>
+            <w:r>
+              <w:t>Vehicle</w:t>
+            </w:r>
+          </w:p>
+        </w:tc>
+        <w:tc>
+          <w:tcPr>
+            <w:tcW w:type="dxa" w:w="2880"/>
+          </w:tcPr>
+          <w:p>
+            <w:r>
+              <w:t>[MỚI v2.0] Thêm entity Vehicle (AVAILABLE/IN_USE/MAINTENANCE) + gắn vào Movement.vehicle_id</w:t>
+            </w:r>
+          </w:p>
+        </w:tc>
+        <w:tc>
+          <w:tcPr>
+            <w:tcW w:type="dxa" w:w="2880"/>
+          </w:tcPr>
+          <w:p>
+            <w:r>
+              <w:t>Đề bài yêu cầu theo dõi vận tải xe, chưa có trong bản v1.0.</w:t>
+            </w:r>
+          </w:p>
+        </w:tc>
+      </w:tr>
+      <w:tr>
+        <w:tc>
+          <w:tcPr>
+            <w:tcW w:type="dxa" w:w="2880"/>
+          </w:tcPr>
+          <w:p>
+            <w:r>
+              <w:t>Warehouse</w:t>
+            </w:r>
+          </w:p>
+        </w:tc>
+        <w:tc>
+          <w:tcPr>
+            <w:tcW w:type="dxa" w:w="2880"/>
+          </w:tcPr>
+          <w:p>
+            <w:r>
+              <w:t>[MỚI v2.0] Thêm entity Warehouse (master data, không state machine riêng)</w:t>
+            </w:r>
+          </w:p>
+        </w:tc>
+        <w:tc>
+          <w:tcPr>
+            <w:tcW w:type="dxa" w:w="2880"/>
+          </w:tcPr>
+          <w:p>
+            <w:r>
+              <w:t>Đề bài yêu cầu quản lý kho như 1 đối tượng riêng (đề 25: containers, warehouses, shipments, vehicles...).</w:t>
+            </w:r>
+          </w:p>
+        </w:tc>
+      </w:tr>
     </w:tbl>
     <w:p/>
     <w:sectPr>
